--- a/data/auto_synced/Bank_Proposal_20MT_Uttar_Pradesh.docx
+++ b/data/auto_synced/Bank_Proposal_20MT_Uttar_Pradesh.docx
@@ -127,7 +127,7 @@
           </w:tcPr>
           <w:p>
             <w:r>
-              <w:t>Rs 4.80 Crore</w:t>
+              <w:t>Rs 4.00 Crore</w:t>
             </w:r>
           </w:p>
         </w:tc>
@@ -149,7 +149,7 @@
           </w:tcPr>
           <w:p>
             <w:r>
-              <w:t>Rs 3.20 Crore</w:t>
+              <w:t>Rs 4.00 Crore</w:t>
             </w:r>
           </w:p>
         </w:tc>
@@ -171,7 +171,7 @@
           </w:tcPr>
           <w:p>
             <w:r>
-              <w:t>11.5% p.a.</w:t>
+              <w:t>14.0% p.a.</w:t>
             </w:r>
           </w:p>
         </w:tc>
@@ -215,7 +215,7 @@
           </w:tcPr>
           <w:p>
             <w:r>
-              <w:t>Rs 8.35 Lakhs</w:t>
+              <w:t>Rs 7.50 Lakhs</w:t>
             </w:r>
           </w:p>
         </w:tc>
@@ -237,7 +237,7 @@
           </w:tcPr>
           <w:p>
             <w:r>
-              <w:t>1.93x (Bank minimum: 1.50x)</w:t>
+              <w:t>2.14x (Bank minimum: 1.50x)</w:t>
             </w:r>
           </w:p>
         </w:tc>
@@ -333,7 +333,7 @@
           </w:tcPr>
           <w:p>
             <w:r>
-              <w:t>20.7%</w:t>
+              <w:t>20.6%</w:t>
             </w:r>
           </w:p>
         </w:tc>
@@ -355,7 +355,7 @@
           </w:tcPr>
           <w:p>
             <w:r>
-              <w:t>32.2%</w:t>
+              <w:t>26.1%</w:t>
             </w:r>
           </w:p>
         </w:tc>
